--- a/documents/hcc/HCC_2_Cancer_Roadmap_Questions.docx
+++ b/documents/hcc/HCC_2_Cancer_Roadmap_Questions.docx
@@ -790,7 +790,7 @@
                 <w:i w:val="0"/>
                 <w:sz w:val="19"/>
               </w:rPr>
-              <w:t>Measure HVPG when the resection decision turns on portal pressure; non-invasive rule-in is useful where HVPG is unavailable or declined, and in BCLC 0-A an ANTICIPATE score of 75% or…</w:t>
+              <w:t>Measure HVPG when the resection decision turns on portal pressure; non-invasive rule-in is useful where HVPG is unavailable or declined, and in BCLC 0–A HCC without a &gt;5 cm right-lobe…</w:t>
             </w:r>
           </w:p>
         </w:tc>
@@ -1048,7 +1048,7 @@
                 <w:i w:val="0"/>
                 <w:sz w:val="19"/>
               </w:rPr>
-              <w:t>Microwave or radiofrequency. The roadmap records the BCLC 2026 preference but states no randomised trial has shown a difference, so below that size the choice is operational (a workflow preference,…</w:t>
+              <w:t>Microwave or radiofrequency. The roadmap records the BCLC 2026 preference but states no randomised trial has shown a difference, so the preference is operational (a workflow preference, not outcome-based); the…</w:t>
             </w:r>
           </w:p>
         </w:tc>
@@ -4882,7 +4882,7 @@
           <w:b w:val="0"/>
           <w:i w:val="0"/>
         </w:rPr>
-        <w:t>Ratify a non-ranked selector chosen by goal, anatomy and reserve, with no universal ablation-to-histotripsy sequence; device availability and specialty preference are not indications. Stop/switch: reassess after every treatment; move away from repeated TACE for decompensation, worsening ALBI or Child-Pugh, lost selective access, or out-of-territory, vascular or extrahepatic progression; allow delayed response after radiation.</w:t>
+        <w:t>Ratify a non-ranked selector chosen by goal, anatomy and reserve, with no universal ablation-to-histotripsy sequence; device availability and specialty preference are not indications. Stop/switch: reassess after every treatment; move away from repeated TACE for decompensation, worsening ALBI or Child-Pugh, lost selective access, or out-of-territory, vascular or extrahepatic progression, or persistent viable disease after two well-executed sessions unless a curative or downstaging rationale is recorded (a trigger the stage B note says v0.8 withdrew); allow delayed response after radiation.</w:t>
       </w:r>
     </w:p>
     <w:p>
@@ -5846,7 +5846,7 @@
                 <w:i w:val="0"/>
                 <w:sz w:val="19"/>
               </w:rPr>
-              <w:t>Rule-in: liver stiffness ≥25 kPa (not obese MASLD), spleen stiffness &gt;55 kPa, ANTICIPATE ≥75%; rule-out: ≤15 kPa with platelets ≥150. Its HCC statements are new, LoE 3 and weak, and inapplicable with macrovascular invasion.</w:t>
+              <w:t>Rule-in: liver stiffness ≥25 kPa (not obese MASLD), spleen stiffness &gt;55 kPa, ANTICIPATE ≥75%; rule-out: ≤15 kPa with platelets ≥150. Its HCC statements are new, LoE 3 and weak, and non-invasive tests may not be applicable at all with macrovascular invasion.</w:t>
             </w:r>
           </w:p>
         </w:tc>
@@ -6052,7 +6052,7 @@
           <w:b w:val="0"/>
           <w:i w:val="0"/>
         </w:rPr>
-        <w:t>Measure HVPG when the resection decision turns on portal pressure; non-invasive rule-in is useful where HVPG is unavailable or declined, and in BCLC 0-A an ANTICIPATE score of 75% or more is only highly suggestive. Every resection proposal records the criterion used, its value and its date; an unsupported 'no portal hypertension' entry is not acceptable.</w:t>
+        <w:t>Measure HVPG when the resection decision turns on portal pressure; non-invasive rule-in is useful where HVPG is unavailable or declined, and in BCLC 0–A HCC without a &gt;5 cm right-lobe nodule an ANTICIPATE score of 75% or more is only highly suggestive. Every resection proposal records the criterion used, its value and its date; an unsupported 'no portal hypertension' entry is not acceptable.</w:t>
       </w:r>
     </w:p>
     <w:p>
@@ -7774,7 +7774,7 @@
           <w:b w:val="0"/>
           <w:i w:val="0"/>
         </w:rPr>
-        <w:t>Microwave or radiofrequency. The roadmap records the BCLC 2026 preference but states no randomised trial has shown a difference, so below that size the choice is operational (a workflow preference, not outcome-based); the v16 matrix states no universal preference between the two.</w:t>
+        <w:t>Microwave or radiofrequency. The roadmap records the BCLC 2026 preference but states no randomised trial has shown a difference, so the preference is operational (a workflow preference, not outcome-based); the v16 matrix states no universal preference between the two.</w:t>
       </w:r>
     </w:p>
     <w:p>
